--- a/Word_Normal_Doc_4.docx
+++ b/Word_Normal_Doc_4.docx
@@ -14,7 +14,7 @@
       <w:r>
         <w:drawing>
           <wp:inline xmlns:a="http://schemas.openxmlformats.org/drawingml/2006/main" xmlns:pic="http://schemas.openxmlformats.org/drawingml/2006/picture">
-            <wp:extent cx="12395200" cy="17170400"/>
+            <wp:extent cx="4320000" cy="5984262"/>
             <wp:docPr id="1" name="Picture 1"/>
             <wp:cNvGraphicFramePr>
               <a:graphicFrameLocks noChangeAspect="1"/>
@@ -35,7 +35,7 @@
                   <pic:spPr>
                     <a:xfrm>
                       <a:off x="0" y="0"/>
-                      <a:ext cx="12395200" cy="17170400"/>
+                      <a:ext cx="4320000" cy="5984262"/>
                     </a:xfrm>
                     <a:prstGeom prst="rect"/>
                   </pic:spPr>

--- a/Word_Normal_Doc_4.docx
+++ b/Word_Normal_Doc_4.docx
@@ -7,14 +7,24 @@
         <w:pStyle w:val="Heading1"/>
       </w:pPr>
       <w:r>
-        <w:t>Normal Passport Document - 4</w:t>
+        <w:t>Application Form - 7475</w:t>
+      </w:r>
+    </w:p>
+    <w:p>
+      <w:r>
+        <w:t>Verify the extracted fields from the image below against the database.</w:t>
+      </w:r>
+    </w:p>
+    <w:p>
+      <w:r>
+        <w:t>--- DOCUMENT SCAN BEGINS ---</w:t>
       </w:r>
     </w:p>
     <w:p>
       <w:r>
         <w:drawing>
           <wp:inline xmlns:a="http://schemas.openxmlformats.org/drawingml/2006/main" xmlns:pic="http://schemas.openxmlformats.org/drawingml/2006/picture">
-            <wp:extent cx="4320000" cy="5984262"/>
+            <wp:extent cx="3801336" cy="5265785"/>
             <wp:docPr id="1" name="Picture 1"/>
             <wp:cNvGraphicFramePr>
               <a:graphicFrameLocks noChangeAspect="1"/>
@@ -23,7 +33,7 @@
               <a:graphicData uri="http://schemas.openxmlformats.org/drawingml/2006/picture">
                 <pic:pic>
                   <pic:nvPicPr>
-                    <pic:cNvPr id="0" name="passport2.jpg"/>
+                    <pic:cNvPr id="0" name="passport1.jpg"/>
                     <pic:cNvPicPr/>
                   </pic:nvPicPr>
                   <pic:blipFill>
@@ -35,7 +45,7 @@
                   <pic:spPr>
                     <a:xfrm>
                       <a:off x="0" y="0"/>
-                      <a:ext cx="4320000" cy="5984262"/>
+                      <a:ext cx="3801336" cy="5265785"/>
                     </a:xfrm>
                     <a:prstGeom prst="rect"/>
                   </pic:spPr>
@@ -44,6 +54,16 @@
             </a:graphic>
           </wp:inline>
         </w:drawing>
+      </w:r>
+    </w:p>
+    <w:p>
+      <w:r>
+        <w:t>--- DOCUMENT SCAN ENDS ---</w:t>
+      </w:r>
+    </w:p>
+    <w:p>
+      <w:r>
+        <w:t>Please ensure all data points are extracted properly by the OCR engine.</w:t>
       </w:r>
     </w:p>
     <w:sectPr>

--- a/Word_Normal_Doc_4.docx
+++ b/Word_Normal_Doc_4.docx
@@ -7,12 +7,12 @@
         <w:pStyle w:val="Heading1"/>
       </w:pPr>
       <w:r>
-        <w:t>Application Form - 7475</w:t>
+        <w:t>Application Form - 8594</w:t>
       </w:r>
     </w:p>
     <w:p>
       <w:r>
-        <w:t>Verify the extracted fields from the image below against the database.</w:t>
+        <w:t>The following scan was provided during the registration process.</w:t>
       </w:r>
     </w:p>
     <w:p>
@@ -21,10 +21,13 @@
       </w:r>
     </w:p>
     <w:p>
+      <w:pPr>
+        <w:jc w:val="left"/>
+      </w:pPr>
       <w:r>
         <w:drawing>
           <wp:inline xmlns:a="http://schemas.openxmlformats.org/drawingml/2006/main" xmlns:pic="http://schemas.openxmlformats.org/drawingml/2006/picture">
-            <wp:extent cx="3801336" cy="5265785"/>
+            <wp:extent cx="4740803" cy="6567178"/>
             <wp:docPr id="1" name="Picture 1"/>
             <wp:cNvGraphicFramePr>
               <a:graphicFrameLocks noChangeAspect="1"/>
@@ -33,7 +36,7 @@
               <a:graphicData uri="http://schemas.openxmlformats.org/drawingml/2006/picture">
                 <pic:pic>
                   <pic:nvPicPr>
-                    <pic:cNvPr id="0" name="passport1.jpg"/>
+                    <pic:cNvPr id="0" name="image.jpg"/>
                     <pic:cNvPicPr/>
                   </pic:nvPicPr>
                   <pic:blipFill>
@@ -45,7 +48,7 @@
                   <pic:spPr>
                     <a:xfrm>
                       <a:off x="0" y="0"/>
-                      <a:ext cx="3801336" cy="5265785"/>
+                      <a:ext cx="4740803" cy="6567178"/>
                     </a:xfrm>
                     <a:prstGeom prst="rect"/>
                   </pic:spPr>

--- a/Word_Normal_Doc_4.docx
+++ b/Word_Normal_Doc_4.docx
@@ -7,12 +7,52 @@
         <w:pStyle w:val="Heading1"/>
       </w:pPr>
       <w:r>
-        <w:t>Application Form - 2533</w:t>
+        <w:t>Application Form - 2227</w:t>
       </w:r>
     </w:p>
     <w:p>
       <w:r>
-        <w:t>Verify the extracted fields from the image below against the database.</w:t>
+        <w:t>Validation resolution document system pixel accuracy matrix image image. Matrix model report output layer accuracy feature output matrix validation scan. Data analysis pixel matrix network accuracy matrix data matrix image. Scan report process network scan layer analysis matrix pixel analysis analysis.</w:t>
+      </w:r>
+    </w:p>
+    <w:p>
+      <w:r>
+        <w:t>Analysis output output network scan document matrix image scan accuracy validation matrix. Network process analysis image layer scan resolution report network process layer output. Resolution network image document layer validation model output. Pixel data image process resolution network data image layer feature image process.</w:t>
+      </w:r>
+    </w:p>
+    <w:p>
+      <w:r>
+        <w:t>Image document scan analysis process model data. Document document feature document validation data accuracy. Data document process pixel process pixel scan model report.</w:t>
+      </w:r>
+    </w:p>
+    <w:p>
+      <w:r>
+        <w:t>Data matrix system accuracy matrix validation network resolution. Process layer process output scan accuracy document system. Matrix image data accuracy scan image output accuracy. Accuracy image layer data scan process scan. Report network document document process scan network output data layer.</w:t>
+      </w:r>
+    </w:p>
+    <w:p>
+      <w:r>
+        <w:t>Document process validation layer system process feature system matrix. Process document matrix validation layer layer process. Model feature data process validation network resolution output pixel.</w:t>
+      </w:r>
+    </w:p>
+    <w:p>
+      <w:r>
+        <w:t>Resolution feature system network network analysis model image output feature network. Resolution process network resolution scan report output. Output process report document pixel layer analysis feature document scan.</w:t>
+      </w:r>
+    </w:p>
+    <w:p>
+      <w:r>
+        <w:t>Report scan resolution resolution pixel scan layer network. Validation image image validation analysis image accuracy. Document network output layer network analysis accuracy accuracy matrix. Output layer image output matrix output data resolution. Analysis report pixel output scan matrix output system process model data layer. Accuracy validation model document scan document data output accuracy.</w:t>
+      </w:r>
+    </w:p>
+    <w:p>
+      <w:r>
+        <w:t>Scan report model report system system system layer report image report network. Accuracy scan document image process report model. Output pixel system document system report model scan accuracy model network data.</w:t>
+      </w:r>
+    </w:p>
+    <w:p>
+      <w:r>
+        <w:t>Scan document analysis data network model report accuracy feature report document process. Network pixel output scan scan validation report document output process document analysis. Model pixel feature pixel accuracy network matrix document layer network. System network pixel system accuracy report matrix layer matrix process validation analysis. Analysis analysis layer image scan accuracy feature network scan feature image. Model document network data system feature matrix.</w:t>
       </w:r>
     </w:p>
     <w:p>
@@ -27,7 +67,7 @@
       <w:r>
         <w:drawing>
           <wp:inline xmlns:a="http://schemas.openxmlformats.org/drawingml/2006/main" xmlns:pic="http://schemas.openxmlformats.org/drawingml/2006/picture">
-            <wp:extent cx="3513441" cy="4866980"/>
+            <wp:extent cx="4318501" cy="5982186"/>
             <wp:docPr id="1" name="Picture 1"/>
             <wp:cNvGraphicFramePr>
               <a:graphicFrameLocks noChangeAspect="1"/>
@@ -48,7 +88,7 @@
                   <pic:spPr>
                     <a:xfrm>
                       <a:off x="0" y="0"/>
-                      <a:ext cx="3513441" cy="4866980"/>
+                      <a:ext cx="4318501" cy="5982186"/>
                     </a:xfrm>
                     <a:prstGeom prst="rect"/>
                   </pic:spPr>
@@ -66,7 +106,77 @@
     </w:p>
     <w:p>
       <w:r>
-        <w:t>Please ensure all data points are extracted properly by the OCR engine.</w:t>
+        <w:t>Feature report image process image model feature. Layer pixel output output analysis network layer layer analysis analysis. Accuracy image scan resolution feature image process analysis resolution output layer. Scan model network model process data report matrix scan.</w:t>
+      </w:r>
+    </w:p>
+    <w:p>
+      <w:r>
+        <w:t>Data validation validation pixel document process image resolution pixel resolution. Layer document report data data system resolution analysis analysis pixel layer layer. Matrix document process resolution resolution layer layer layer network. Accuracy document matrix matrix model accuracy accuracy document process system. Analysis system feature validation image scan validation output.</w:t>
+      </w:r>
+    </w:p>
+    <w:p>
+      <w:r>
+        <w:t>Scan layer pixel pixel analysis system model scan. Scan scan layer process data layer data matrix. Output pixel layer accuracy accuracy pixel image analysis matrix report pixel. Network output model model accuracy resolution pixel output output matrix.</w:t>
+      </w:r>
+    </w:p>
+    <w:p>
+      <w:r>
+        <w:t>Validation analysis model pixel matrix feature feature process accuracy network scan pixel. Scan scan output layer scan image scan output pixel output document network. Resolution data pixel document data image report network pixel document document data. Scan image matrix image resolution network pixel image resolution accuracy matrix. Output image output report layer validation scan process. Resolution output layer model data resolution data scan.</w:t>
+      </w:r>
+    </w:p>
+    <w:p>
+      <w:r>
+        <w:t>Scan document analysis feature system system scan feature accuracy validation document process. Feature process process process system analysis feature layer pixel. Matrix report output system analysis scan report feature validation report. Model process layer image output data system. Scan data analysis resolution report matrix accuracy scan.</w:t>
+      </w:r>
+    </w:p>
+    <w:p>
+      <w:r>
+        <w:t>Network image system output matrix layer system data document model layer. Resolution pixel network scan feature analysis system resolution. Feature pixel document scan pixel pixel feature scan pixel feature. Image matrix model layer accuracy system resolution document analysis feature pixel matrix. Network pixel image process matrix output matrix.</w:t>
+      </w:r>
+    </w:p>
+    <w:p>
+      <w:r>
+        <w:t>Image image analysis pixel resolution document analysis model resolution feature report. Resolution validation network pixel feature pixel pixel analysis image image. Scan matrix scan pixel accuracy resolution feature. Matrix network data document document feature model data document resolution. Pixel model accuracy layer pixel image layer process pixel scan. Data accuracy model report model image process document.</w:t>
+      </w:r>
+    </w:p>
+    <w:p>
+      <w:r>
+        <w:t>Resolution model system scan layer scan report validation matrix. Report resolution pixel feature pixel process document layer validation output validation image. Matrix report accuracy accuracy matrix document matrix output matrix. Feature feature layer data validation validation matrix model data feature matrix document. Document resolution matrix feature document scan resolution. Validation network analysis system document data document system resolution model resolution.</w:t>
+      </w:r>
+    </w:p>
+    <w:p>
+      <w:r>
+        <w:t>Data validation report feature output feature accuracy layer data network process. Validation model validation analysis resolution scan layer matrix validation model. Scan network layer scan matrix resolution network. Scan resolution document process report analysis resolution document. Output scan output validation pixel report accuracy report output pixel report analysis.</w:t>
+      </w:r>
+    </w:p>
+    <w:p>
+      <w:r>
+        <w:t>Analysis accuracy accuracy data pixel resolution output image feature analysis. Layer scan model accuracy data process network. Matrix system pixel layer network validation output model validation feature analysis. Report layer report data accuracy accuracy system output image pixel model matrix. Process process system feature validation report feature scan document data layer.</w:t>
+      </w:r>
+    </w:p>
+    <w:p>
+      <w:r>
+        <w:t>Report resolution network data output image matrix output image scan. Resolution document accuracy report accuracy layer layer data report. Matrix data scan accuracy feature resolution scan. Validation matrix matrix model feature resolution report layer. Accuracy process validation scan network document network accuracy validation matrix validation validation.</w:t>
+      </w:r>
+    </w:p>
+    <w:p>
+      <w:r>
+        <w:t>System validation matrix system document scan resolution accuracy. Resolution model matrix analysis validation scan network. System image scan image document process output data. Layer report scan network document scan network. Output scan network model matrix layer resolution feature resolution accuracy output.</w:t>
+      </w:r>
+    </w:p>
+    <w:p>
+      <w:r>
+        <w:t>Process output system image resolution document output data. Analysis report network data report pixel layer. Network data process accuracy feature resolution matrix report. Report scan system validation accuracy feature analysis matrix model accuracy output.</w:t>
+      </w:r>
+    </w:p>
+    <w:p>
+      <w:r>
+        <w:t>Model scan image accuracy model analysis resolution validation output process validation. Process network pixel document image report model. Resolution analysis process report feature data output system. Resolution document resolution accuracy resolution analysis layer resolution. Network resolution process resolution matrix scan feature.</w:t>
+      </w:r>
+    </w:p>
+    <w:p>
+      <w:r>
+        <w:t>Accuracy output resolution scan scan analysis report report layer process network scan. Scan report model document network layer image analysis scan report scan layer. Process scan validation document image model report accuracy data.</w:t>
       </w:r>
     </w:p>
     <w:sectPr>
